--- a/EXPORTS/DOCX/published/niveau2/English/Indonesia.docx
+++ b/EXPORTS/DOCX/published/niveau2/English/Indonesia.docx
@@ -2809,7 +2809,7 @@
           <w:sz w:val="24"/>
           <w:u w:val="single"/>
         </w:rPr>
-        <w:hyperlink r:id="rId20" w:history="1">
+        <w:hyperlink r:id="rId10" w:history="1">
           <w:r>
             <w:rPr>
               <w:rStyle w:val="Hyperlink"/>
@@ -2827,7 +2827,7 @@
           <w:sz w:val="24"/>
           <w:u w:val="single"/>
         </w:rPr>
-        <w:hyperlink r:id="rId20" w:history="1">
+        <w:hyperlink r:id="rId10" w:history="1">
           <w:r>
             <w:rPr>
               <w:rStyle w:val="Hyperlink"/>
@@ -2856,7 +2856,7 @@
           <w:sz w:val="24"/>
           <w:u w:val="single"/>
         </w:rPr>
-        <w:hyperlink r:id="rId20" w:history="1">
+        <w:hyperlink r:id="rId10" w:history="1">
           <w:r>
             <w:rPr>
               <w:rStyle w:val="Hyperlink"/>
@@ -2874,7 +2874,7 @@
           <w:sz w:val="24"/>
           <w:u w:val="single"/>
         </w:rPr>
-        <w:hyperlink r:id="rId20" w:history="1">
+        <w:hyperlink r:id="rId10" w:history="1">
           <w:r>
             <w:rPr>
               <w:rStyle w:val="Hyperlink"/>
@@ -2892,7 +2892,7 @@
           <w:sz w:val="24"/>
           <w:u w:val="single"/>
         </w:rPr>
-        <w:hyperlink r:id="rId20" w:history="1">
+        <w:hyperlink r:id="rId10" w:history="1">
           <w:r>
             <w:rPr>
               <w:rStyle w:val="Hyperlink"/>
@@ -2921,7 +2921,7 @@
           <w:sz w:val="24"/>
           <w:u w:val="single"/>
         </w:rPr>
-        <w:hyperlink r:id="rId20" w:history="1">
+        <w:hyperlink r:id="rId10" w:history="1">
           <w:r>
             <w:rPr>
               <w:rStyle w:val="Hyperlink"/>
@@ -2939,7 +2939,7 @@
           <w:sz w:val="24"/>
           <w:u w:val="single"/>
         </w:rPr>
-        <w:hyperlink r:id="rId20" w:history="1">
+        <w:hyperlink r:id="rId10" w:history="1">
           <w:r>
             <w:rPr>
               <w:rStyle w:val="Hyperlink"/>
@@ -2968,7 +2968,7 @@
           <w:sz w:val="24"/>
           <w:u w:val="single"/>
         </w:rPr>
-        <w:hyperlink r:id="rId20" w:history="1">
+        <w:hyperlink r:id="rId10" w:history="1">
           <w:r>
             <w:rPr>
               <w:rStyle w:val="Hyperlink"/>
@@ -2986,7 +2986,7 @@
           <w:sz w:val="24"/>
           <w:u w:val="single"/>
         </w:rPr>
-        <w:hyperlink r:id="rId20" w:history="1">
+        <w:hyperlink r:id="rId10" w:history="1">
           <w:r>
             <w:rPr>
               <w:rStyle w:val="Hyperlink"/>
@@ -3004,7 +3004,7 @@
           <w:sz w:val="24"/>
           <w:u w:val="single"/>
         </w:rPr>
-        <w:hyperlink r:id="rId20" w:history="1">
+        <w:hyperlink r:id="rId10" w:history="1">
           <w:r>
             <w:rPr>
               <w:rStyle w:val="Hyperlink"/>
@@ -3022,7 +3022,7 @@
           <w:sz w:val="24"/>
           <w:u w:val="single"/>
         </w:rPr>
-        <w:hyperlink r:id="rId20" w:history="1">
+        <w:hyperlink r:id="rId10" w:history="1">
           <w:r>
             <w:rPr>
               <w:rStyle w:val="Hyperlink"/>
@@ -3051,7 +3051,7 @@
           <w:sz w:val="24"/>
           <w:u w:val="single"/>
         </w:rPr>
-        <w:hyperlink r:id="rId20" w:history="1">
+        <w:hyperlink r:id="rId10" w:history="1">
           <w:r>
             <w:rPr>
               <w:rStyle w:val="Hyperlink"/>
@@ -3080,7 +3080,7 @@
           <w:sz w:val="24"/>
           <w:u w:val="single"/>
         </w:rPr>
-        <w:hyperlink r:id="rId20" w:history="1">
+        <w:hyperlink r:id="rId10" w:history="1">
           <w:r>
             <w:rPr>
               <w:rStyle w:val="Hyperlink"/>
@@ -3115,7 +3115,61 @@
           <w:color w:val="000000"/>
           <w:sz w:val="24"/>
         </w:rPr>
-        <w:t xml:space="preserve"> (KITLV). Through such organisati</w:t>
+        <w:t xml:space="preserve"> (KITL</w:t>
+      </w:r>
+      <w:r>
+        <w:rPr>
+          <w:u w:val="single" w:color="0000ff"/>
+          <w:rFonts w:ascii="Charis SIL Regular" w:hAnsi="Charis SIL Regular" w:eastAsia="Charis SIL Regular"/>
+          <w:b w:val="0"/>
+          <w:i w:val="0"/>
+          <w:color w:val="000000"/>
+          <w:sz w:val="24"/>
+        </w:rPr>
+        <w:hyperlink r:id="rId20" w:history="1">
+          <w:r>
+            <w:rPr>
+              <w:rStyle w:val="Hyperlink"/>
+            </w:rPr>
+            <w:t>V). Th</w:t>
+          </w:r>
+        </w:hyperlink>
+      </w:r>
+      <w:r>
+        <w:rPr>
+          <w:u w:val="single" w:color="0000ff"/>
+          <w:rFonts w:ascii="Charis SIL Regular" w:hAnsi="Charis SIL Regular" w:eastAsia="Charis SIL Regular"/>
+          <w:b w:val="0"/>
+          <w:i w:val="0"/>
+          <w:color w:val="000000"/>
+          <w:sz w:val="24"/>
+        </w:rPr>
+        <w:hyperlink r:id="rId20" w:history="1">
+          <w:r>
+            <w:rPr>
+              <w:rStyle w:val="Hyperlink"/>
+            </w:rPr>
+            <w:t>rough such o</w:t>
+          </w:r>
+        </w:hyperlink>
+      </w:r>
+      <w:r>
+        <w:rPr>
+          <w:u w:val="single" w:color="0000ff"/>
+          <w:rFonts w:ascii="Charis SIL Regular" w:hAnsi="Charis SIL Regular" w:eastAsia="Charis SIL Regular"/>
+          <w:b w:val="0"/>
+          <w:i w:val="0"/>
+          <w:color w:val="000000"/>
+          <w:sz w:val="24"/>
+        </w:rPr>
+        <w:hyperlink r:id="rId20" w:history="1">
+          <w:r>
+            <w:rPr>
+              <w:rStyle w:val="Hyperlink"/>
+            </w:rPr>
+            <w:t>rganisati</w:t>
+          </w:r>
+        </w:hyperlink>
       </w:r>
       <w:r>
         <w:rPr>
@@ -3176,22 +3230,13 @@
             <w:rPr>
               <w:rStyle w:val="Hyperlink"/>
             </w:rPr>
-            <w:t>findings</w:t>
+            <w:t xml:space="preserve">findings </w:t>
           </w:r>
         </w:hyperlink>
       </w:r>
       <w:r>
         <w:rPr>
-          <w:rFonts w:ascii="Charis SIL Regular" w:hAnsi="Charis SIL Regular" w:eastAsia="Charis SIL Regular"/>
-          <w:b w:val="0"/>
-          <w:i w:val="0"/>
-          <w:color w:val="000000"/>
-          <w:sz w:val="24"/>
-        </w:rPr>
-        <w:t xml:space="preserve"> </w:t>
-      </w:r>
-      <w:r>
-        <w:rPr>
+          <w:u w:val="single" w:color="0000ff"/>
           <w:rFonts w:ascii="Charis SIL Regular" w:hAnsi="Charis SIL Regular" w:eastAsia="Charis SIL Regular"/>
           <w:b w:val="0"/>
           <w:i w:val="0"/>
@@ -3250,29 +3295,13 @@
             <w:rPr>
               <w:rStyle w:val="Hyperlink"/>
             </w:rPr>
-            <w:t>tif</w:t>
+            <w:t>tifi</w:t>
           </w:r>
         </w:hyperlink>
       </w:r>
       <w:r>
         <w:rPr>
-          <w:rFonts w:ascii="Charis SIL Regular" w:hAnsi="Charis SIL Regular" w:eastAsia="Charis SIL Regular"/>
-          <w:b w:val="0"/>
-          <w:i w:val="0"/>
-          <w:color w:val="000000"/>
-          <w:sz w:val="24"/>
-        </w:rPr>
-        <w:hyperlink r:id="rId20" w:history="1">
-          <w:r>
-            <w:rPr>
-              <w:rStyle w:val="Hyperlink"/>
-            </w:rPr>
-            <w:t>i</w:t>
-          </w:r>
-        </w:hyperlink>
-      </w:r>
-      <w:r>
-        <w:rPr>
+          <w:u w:val="single" w:color="0000ff"/>
           <w:rFonts w:ascii="Charis SIL Regular" w:hAnsi="Charis SIL Regular" w:eastAsia="Charis SIL Regular"/>
           <w:b w:val="0"/>
           <w:i w:val="0"/>
@@ -3360,7 +3389,7 @@
             <w:rPr>
               <w:rStyle w:val="Hyperlink"/>
             </w:rPr>
-            <w:t>ished in</w:t>
+            <w:t xml:space="preserve">ished </w:t>
           </w:r>
         </w:hyperlink>
       </w:r>
@@ -3372,7 +3401,7 @@
           <w:color w:val="000000"/>
           <w:sz w:val="24"/>
         </w:rPr>
-        <w:t xml:space="preserve"> journals and books. The objects, documents </w:t>
+        <w:t xml:space="preserve">in journals and books. The objects, documents </w:t>
       </w:r>
       <w:r>
         <w:rPr>
@@ -4235,7 +4264,7 @@
           <w:sz w:val="24"/>
           <w:u w:val="single"/>
         </w:rPr>
-        <w:hyperlink r:id="rId24" w:history="1">
+        <w:hyperlink r:id="rId26" w:history="1">
           <w:r>
             <w:rPr>
               <w:rStyle w:val="Hyperlink"/>
@@ -4302,14 +4331,7 @@
           <w:sz w:val="24"/>
           <w:u w:val="single"/>
         </w:rPr>
-        <w:hyperlink r:id="rId27" w:history="1">
-          <w:r>
-            <w:rPr>
-              <w:rStyle w:val="Hyperlink"/>
-            </w:rPr>
-            <w:t>Mus</w:t>
-          </w:r>
-        </w:hyperlink>
+        <w:t>Mus</w:t>
       </w:r>
       <w:r>
         <w:rPr>
@@ -4453,7 +4475,7 @@
           <w:sz w:val="24"/>
           <w:u w:val="single"/>
         </w:rPr>
-        <w:hyperlink r:id="rId28" w:history="1">
+        <w:hyperlink r:id="rId27" w:history="1">
           <w:r>
             <w:rPr>
               <w:rStyle w:val="Hyperlink"/>
@@ -4471,7 +4493,7 @@
           <w:sz w:val="24"/>
           <w:u w:val="single"/>
         </w:rPr>
-        <w:hyperlink r:id="rId28" w:history="1">
+        <w:hyperlink r:id="rId27" w:history="1">
           <w:r>
             <w:rPr>
               <w:rStyle w:val="Hyperlink"/>
@@ -4500,7 +4522,7 @@
           <w:sz w:val="24"/>
           <w:u w:val="single"/>
         </w:rPr>
-        <w:hyperlink r:id="rId28" w:history="1">
+        <w:hyperlink r:id="rId27" w:history="1">
           <w:r>
             <w:rPr>
               <w:rStyle w:val="Hyperlink"/>
@@ -4578,7 +4600,7 @@
           <w:sz w:val="24"/>
           <w:u w:val="single"/>
         </w:rPr>
-        <w:hyperlink r:id="rId29" w:history="1">
+        <w:hyperlink r:id="rId28" w:history="1">
           <w:r>
             <w:rPr>
               <w:rStyle w:val="Hyperlink"/>
@@ -4607,7 +4629,7 @@
           <w:sz w:val="24"/>
           <w:u w:val="single"/>
         </w:rPr>
-        <w:hyperlink r:id="rId29" w:history="1">
+        <w:hyperlink r:id="rId28" w:history="1">
           <w:r>
             <w:rPr>
               <w:rStyle w:val="Hyperlink"/>
@@ -4635,7 +4657,7 @@
           <w:sz w:val="24"/>
           <w:u w:val="single"/>
         </w:rPr>
-        <w:hyperlink r:id="rId30" w:history="1">
+        <w:hyperlink r:id="rId29" w:history="1">
           <w:r>
             <w:rPr>
               <w:rStyle w:val="Hyperlink"/>
@@ -4663,7 +4685,7 @@
           <w:color w:val="000000"/>
           <w:sz w:val="24"/>
         </w:rPr>
-        <w:hyperlink r:id="rId29" w:history="1">
+        <w:hyperlink r:id="rId28" w:history="1">
           <w:r>
             <w:rPr>
               <w:rStyle w:val="Hyperlink"/>
@@ -4681,7 +4703,7 @@
           <w:color w:val="000000"/>
           <w:sz w:val="24"/>
         </w:rPr>
-        <w:hyperlink r:id="rId29" w:history="1">
+        <w:hyperlink r:id="rId28" w:history="1">
           <w:r>
             <w:rPr>
               <w:rStyle w:val="Hyperlink"/>
@@ -4709,7 +4731,7 @@
           <w:color w:val="000000"/>
           <w:sz w:val="24"/>
         </w:rPr>
-        <w:hyperlink r:id="rId30" w:history="1">
+        <w:hyperlink r:id="rId29" w:history="1">
           <w:r>
             <w:rPr>
               <w:rStyle w:val="Hyperlink"/>

--- a/EXPORTS/DOCX/published/niveau2/English/Indonesia.docx
+++ b/EXPORTS/DOCX/published/niveau2/English/Indonesia.docx
@@ -2780,7 +2780,7 @@
           <w:sz w:val="24"/>
           <w:u w:val="single"/>
         </w:rPr>
-        <w:hyperlink r:id="rId10" w:history="1">
+        <w:hyperlink r:id="rId20" w:history="1">
           <w:r>
             <w:rPr>
               <w:rStyle w:val="Hyperlink"/>
@@ -2809,7 +2809,7 @@
           <w:sz w:val="24"/>
           <w:u w:val="single"/>
         </w:rPr>
-        <w:hyperlink r:id="rId10" w:history="1">
+        <w:hyperlink r:id="rId20" w:history="1">
           <w:r>
             <w:rPr>
               <w:rStyle w:val="Hyperlink"/>
@@ -2827,7 +2827,7 @@
           <w:sz w:val="24"/>
           <w:u w:val="single"/>
         </w:rPr>
-        <w:hyperlink r:id="rId10" w:history="1">
+        <w:hyperlink r:id="rId20" w:history="1">
           <w:r>
             <w:rPr>
               <w:rStyle w:val="Hyperlink"/>
@@ -2856,7 +2856,7 @@
           <w:sz w:val="24"/>
           <w:u w:val="single"/>
         </w:rPr>
-        <w:hyperlink r:id="rId10" w:history="1">
+        <w:hyperlink r:id="rId20" w:history="1">
           <w:r>
             <w:rPr>
               <w:rStyle w:val="Hyperlink"/>
@@ -2874,7 +2874,7 @@
           <w:sz w:val="24"/>
           <w:u w:val="single"/>
         </w:rPr>
-        <w:hyperlink r:id="rId10" w:history="1">
+        <w:hyperlink r:id="rId20" w:history="1">
           <w:r>
             <w:rPr>
               <w:rStyle w:val="Hyperlink"/>
@@ -2892,7 +2892,7 @@
           <w:sz w:val="24"/>
           <w:u w:val="single"/>
         </w:rPr>
-        <w:hyperlink r:id="rId10" w:history="1">
+        <w:hyperlink r:id="rId20" w:history="1">
           <w:r>
             <w:rPr>
               <w:rStyle w:val="Hyperlink"/>
@@ -2921,7 +2921,7 @@
           <w:sz w:val="24"/>
           <w:u w:val="single"/>
         </w:rPr>
-        <w:hyperlink r:id="rId10" w:history="1">
+        <w:hyperlink r:id="rId20" w:history="1">
           <w:r>
             <w:rPr>
               <w:rStyle w:val="Hyperlink"/>
@@ -2939,7 +2939,7 @@
           <w:sz w:val="24"/>
           <w:u w:val="single"/>
         </w:rPr>
-        <w:hyperlink r:id="rId10" w:history="1">
+        <w:hyperlink r:id="rId20" w:history="1">
           <w:r>
             <w:rPr>
               <w:rStyle w:val="Hyperlink"/>
@@ -2968,7 +2968,7 @@
           <w:sz w:val="24"/>
           <w:u w:val="single"/>
         </w:rPr>
-        <w:hyperlink r:id="rId10" w:history="1">
+        <w:hyperlink r:id="rId20" w:history="1">
           <w:r>
             <w:rPr>
               <w:rStyle w:val="Hyperlink"/>
@@ -2986,7 +2986,7 @@
           <w:sz w:val="24"/>
           <w:u w:val="single"/>
         </w:rPr>
-        <w:hyperlink r:id="rId10" w:history="1">
+        <w:hyperlink r:id="rId20" w:history="1">
           <w:r>
             <w:rPr>
               <w:rStyle w:val="Hyperlink"/>
@@ -3004,7 +3004,7 @@
           <w:sz w:val="24"/>
           <w:u w:val="single"/>
         </w:rPr>
-        <w:hyperlink r:id="rId10" w:history="1">
+        <w:hyperlink r:id="rId20" w:history="1">
           <w:r>
             <w:rPr>
               <w:rStyle w:val="Hyperlink"/>
@@ -3022,7 +3022,7 @@
           <w:sz w:val="24"/>
           <w:u w:val="single"/>
         </w:rPr>
-        <w:hyperlink r:id="rId10" w:history="1">
+        <w:hyperlink r:id="rId20" w:history="1">
           <w:r>
             <w:rPr>
               <w:rStyle w:val="Hyperlink"/>
@@ -3051,7 +3051,7 @@
           <w:sz w:val="24"/>
           <w:u w:val="single"/>
         </w:rPr>
-        <w:hyperlink r:id="rId10" w:history="1">
+        <w:hyperlink r:id="rId20" w:history="1">
           <w:r>
             <w:rPr>
               <w:rStyle w:val="Hyperlink"/>
@@ -3080,7 +3080,7 @@
           <w:sz w:val="24"/>
           <w:u w:val="single"/>
         </w:rPr>
-        <w:hyperlink r:id="rId10" w:history="1">
+        <w:hyperlink r:id="rId20" w:history="1">
           <w:r>
             <w:rPr>
               <w:rStyle w:val="Hyperlink"/>
@@ -3115,43 +3115,7 @@
           <w:color w:val="000000"/>
           <w:sz w:val="24"/>
         </w:rPr>
-        <w:t xml:space="preserve"> (KITL</w:t>
-      </w:r>
-      <w:r>
-        <w:rPr>
-          <w:u w:val="single" w:color="0000ff"/>
-          <w:rFonts w:ascii="Charis SIL Regular" w:hAnsi="Charis SIL Regular" w:eastAsia="Charis SIL Regular"/>
-          <w:b w:val="0"/>
-          <w:i w:val="0"/>
-          <w:color w:val="000000"/>
-          <w:sz w:val="24"/>
-        </w:rPr>
-        <w:hyperlink r:id="rId20" w:history="1">
-          <w:r>
-            <w:rPr>
-              <w:rStyle w:val="Hyperlink"/>
-            </w:rPr>
-            <w:t>V). Th</w:t>
-          </w:r>
-        </w:hyperlink>
-      </w:r>
-      <w:r>
-        <w:rPr>
-          <w:u w:val="single" w:color="0000ff"/>
-          <w:rFonts w:ascii="Charis SIL Regular" w:hAnsi="Charis SIL Regular" w:eastAsia="Charis SIL Regular"/>
-          <w:b w:val="0"/>
-          <w:i w:val="0"/>
-          <w:color w:val="000000"/>
-          <w:sz w:val="24"/>
-        </w:rPr>
-        <w:hyperlink r:id="rId20" w:history="1">
-          <w:r>
-            <w:rPr>
-              <w:rStyle w:val="Hyperlink"/>
-            </w:rPr>
-            <w:t>rough such o</w:t>
-          </w:r>
-        </w:hyperlink>
+        <w:t xml:space="preserve"> (KITLV). Through such o</w:t>
       </w:r>
       <w:r>
         <w:rPr>
@@ -3230,13 +3194,22 @@
             <w:rPr>
               <w:rStyle w:val="Hyperlink"/>
             </w:rPr>
-            <w:t xml:space="preserve">findings </w:t>
+            <w:t>findings</w:t>
           </w:r>
         </w:hyperlink>
       </w:r>
       <w:r>
         <w:rPr>
-          <w:u w:val="single" w:color="0000ff"/>
+          <w:rFonts w:ascii="Charis SIL Regular" w:hAnsi="Charis SIL Regular" w:eastAsia="Charis SIL Regular"/>
+          <w:b w:val="0"/>
+          <w:i w:val="0"/>
+          <w:color w:val="000000"/>
+          <w:sz w:val="24"/>
+        </w:rPr>
+        <w:t xml:space="preserve"> </w:t>
+      </w:r>
+      <w:r>
+        <w:rPr>
           <w:rFonts w:ascii="Charis SIL Regular" w:hAnsi="Charis SIL Regular" w:eastAsia="Charis SIL Regular"/>
           <w:b w:val="0"/>
           <w:i w:val="0"/>
@@ -3295,13 +3268,29 @@
             <w:rPr>
               <w:rStyle w:val="Hyperlink"/>
             </w:rPr>
-            <w:t>tifi</w:t>
+            <w:t>tif</w:t>
           </w:r>
         </w:hyperlink>
       </w:r>
       <w:r>
         <w:rPr>
-          <w:u w:val="single" w:color="0000ff"/>
+          <w:rFonts w:ascii="Charis SIL Regular" w:hAnsi="Charis SIL Regular" w:eastAsia="Charis SIL Regular"/>
+          <w:b w:val="0"/>
+          <w:i w:val="0"/>
+          <w:color w:val="000000"/>
+          <w:sz w:val="24"/>
+        </w:rPr>
+        <w:hyperlink r:id="rId20" w:history="1">
+          <w:r>
+            <w:rPr>
+              <w:rStyle w:val="Hyperlink"/>
+            </w:rPr>
+            <w:t>i</w:t>
+          </w:r>
+        </w:hyperlink>
+      </w:r>
+      <w:r>
+        <w:rPr>
           <w:rFonts w:ascii="Charis SIL Regular" w:hAnsi="Charis SIL Regular" w:eastAsia="Charis SIL Regular"/>
           <w:b w:val="0"/>
           <w:i w:val="0"/>
@@ -3389,7 +3378,7 @@
             <w:rPr>
               <w:rStyle w:val="Hyperlink"/>
             </w:rPr>
-            <w:t xml:space="preserve">ished </w:t>
+            <w:t>ished in</w:t>
           </w:r>
         </w:hyperlink>
       </w:r>
@@ -3401,7 +3390,7 @@
           <w:color w:val="000000"/>
           <w:sz w:val="24"/>
         </w:rPr>
-        <w:t xml:space="preserve">in journals and books. The objects, documents </w:t>
+        <w:t xml:space="preserve"> journals and books. The objects, documents </w:t>
       </w:r>
       <w:r>
         <w:rPr>
@@ -4282,7 +4271,7 @@
           <w:sz w:val="24"/>
           <w:u w:val="single"/>
         </w:rPr>
-        <w:hyperlink r:id="rId24" w:history="1">
+        <w:hyperlink r:id="rId26" w:history="1">
           <w:r>
             <w:rPr>
               <w:rStyle w:val="Hyperlink"/>
@@ -4300,7 +4289,7 @@
           <w:sz w:val="24"/>
           <w:u w:val="single"/>
         </w:rPr>
-        <w:hyperlink r:id="rId24" w:history="1">
+        <w:hyperlink r:id="rId26" w:history="1">
           <w:r>
             <w:rPr>
               <w:rStyle w:val="Hyperlink"/>
@@ -4331,7 +4320,14 @@
           <w:sz w:val="24"/>
           <w:u w:val="single"/>
         </w:rPr>
-        <w:t>Mus</w:t>
+        <w:hyperlink r:id="rId27" w:history="1">
+          <w:r>
+            <w:rPr>
+              <w:rStyle w:val="Hyperlink"/>
+            </w:rPr>
+            <w:t>Mus</w:t>
+          </w:r>
+        </w:hyperlink>
       </w:r>
       <w:r>
         <w:rPr>
@@ -4475,7 +4471,7 @@
           <w:sz w:val="24"/>
           <w:u w:val="single"/>
         </w:rPr>
-        <w:hyperlink r:id="rId27" w:history="1">
+        <w:hyperlink r:id="rId28" w:history="1">
           <w:r>
             <w:rPr>
               <w:rStyle w:val="Hyperlink"/>
@@ -4493,7 +4489,7 @@
           <w:sz w:val="24"/>
           <w:u w:val="single"/>
         </w:rPr>
-        <w:hyperlink r:id="rId27" w:history="1">
+        <w:hyperlink r:id="rId28" w:history="1">
           <w:r>
             <w:rPr>
               <w:rStyle w:val="Hyperlink"/>
@@ -4522,7 +4518,7 @@
           <w:sz w:val="24"/>
           <w:u w:val="single"/>
         </w:rPr>
-        <w:hyperlink r:id="rId27" w:history="1">
+        <w:hyperlink r:id="rId28" w:history="1">
           <w:r>
             <w:rPr>
               <w:rStyle w:val="Hyperlink"/>
@@ -4600,7 +4596,7 @@
           <w:sz w:val="24"/>
           <w:u w:val="single"/>
         </w:rPr>
-        <w:hyperlink r:id="rId28" w:history="1">
+        <w:hyperlink r:id="rId29" w:history="1">
           <w:r>
             <w:rPr>
               <w:rStyle w:val="Hyperlink"/>
@@ -4629,7 +4625,7 @@
           <w:sz w:val="24"/>
           <w:u w:val="single"/>
         </w:rPr>
-        <w:hyperlink r:id="rId28" w:history="1">
+        <w:hyperlink r:id="rId29" w:history="1">
           <w:r>
             <w:rPr>
               <w:rStyle w:val="Hyperlink"/>
@@ -4657,7 +4653,7 @@
           <w:sz w:val="24"/>
           <w:u w:val="single"/>
         </w:rPr>
-        <w:hyperlink r:id="rId29" w:history="1">
+        <w:hyperlink r:id="rId30" w:history="1">
           <w:r>
             <w:rPr>
               <w:rStyle w:val="Hyperlink"/>
@@ -4685,7 +4681,7 @@
           <w:color w:val="000000"/>
           <w:sz w:val="24"/>
         </w:rPr>
-        <w:hyperlink r:id="rId28" w:history="1">
+        <w:hyperlink r:id="rId29" w:history="1">
           <w:r>
             <w:rPr>
               <w:rStyle w:val="Hyperlink"/>
@@ -4703,7 +4699,7 @@
           <w:color w:val="000000"/>
           <w:sz w:val="24"/>
         </w:rPr>
-        <w:hyperlink r:id="rId28" w:history="1">
+        <w:hyperlink r:id="rId29" w:history="1">
           <w:r>
             <w:rPr>
               <w:rStyle w:val="Hyperlink"/>
@@ -4731,7 +4727,7 @@
           <w:color w:val="000000"/>
           <w:sz w:val="24"/>
         </w:rPr>
-        <w:hyperlink r:id="rId29" w:history="1">
+        <w:hyperlink r:id="rId30" w:history="1">
           <w:r>
             <w:rPr>
               <w:rStyle w:val="Hyperlink"/>
